--- a/Curso_Fullstack_Python_Django_React/07_PROJETO_FINAL_E_DEPLOY/Aula_28_Deploy_Portfolio_GestorWeb.docx
+++ b/Curso_Fullstack_Python_Django_React/07_PROJETO_FINAL_E_DEPLOY/Aula_28_Deploy_Portfolio_GestorWeb.docx
@@ -1949,6 +1949,19 @@
     </w:r>
     <w:fldSimple w:instr="PAGE"/>
   </w:p>
+  <w:p>
+    <w:pPr>
+      <w:jc w:val="center"/>
+    </w:pPr>
+    <w:r>
+      <w:rPr>
+        <w:rFonts w:ascii="Arial" w:hAnsi="Arial"/>
+        <w:color w:val="64748B"/>
+        <w:sz w:val="16"/>
+      </w:rPr>
+      <w:t>Elaborado por Osvaldo Queta — Engenheiro Informático desde 2015 — Programador Sénior com mais de 8 anos de experiência</w:t>
+    </w:r>
+  </w:p>
 </w:ftr>
 </file>
 

--- a/Curso_Fullstack_Python_Django_React/07_PROJETO_FINAL_E_DEPLOY/Aula_28_Deploy_Portfolio_GestorWeb.docx
+++ b/Curso_Fullstack_Python_Django_React/07_PROJETO_FINAL_E_DEPLOY/Aula_28_Deploy_Portfolio_GestorWeb.docx
@@ -1982,6 +1982,20 @@
       <w:t>CURSO FULLSTACK  •  PROJETO GESTORWEB</w:t>
     </w:r>
   </w:p>
+  <w:p>
+    <w:pPr>
+      <w:jc w:val="center"/>
+    </w:pPr>
+    <w:r>
+      <w:rPr>
+        <w:rFonts w:ascii="Arial" w:hAnsi="Arial"/>
+        <w:b/>
+        <w:color w:val="0F172A"/>
+        <w:sz w:val="18"/>
+      </w:rPr>
+      <w:t>Analista de Sistemas</w:t>
+    </w:r>
+  </w:p>
 </w:hdr>
 </file>
 
